--- a/notes_29Apr2023.docx
+++ b/notes_29Apr2023.docx
@@ -205,24 +205,6 @@
       <w:pPr>
         <w:pStyle w:val="ListParagraph"/>
       </w:pPr>
-    </w:p>
-    <w:p>
-      <w:pPr>
-        <w:pStyle w:val="ListParagraph"/>
-      </w:pPr>
-    </w:p>
-    <w:p>
-      <w:pPr>
-        <w:pStyle w:val="ListParagraph"/>
-      </w:pPr>
-      <w:hyperlink r:id="rId5" w:history="1">
-        <w:r>
-          <w:rPr>
-            <w:rStyle w:val="Hyperlink"/>
-          </w:rPr>
-          <w:t>https://docs.google.com/spreadsheets/d/1MPwUZLWYbfab9wXdZKX52noDIR34MrXrv2l-ozIAs_o/edit?usp=sharing</w:t>
-        </w:r>
-      </w:hyperlink>
     </w:p>
     <w:p>
       <w:pPr>

--- a/notes_29Apr2023.docx
+++ b/notes_29Apr2023.docx
@@ -19,13 +19,8 @@
     </w:p>
     <w:p>
       <w:r>
-        <w:t xml:space="preserve">Java Practise </w:t>
-      </w:r>
-      <w:proofErr w:type="spellStart"/>
-      <w:r>
-        <w:t>handson</w:t>
-      </w:r>
-      <w:proofErr w:type="spellEnd"/>
+        <w:t>Java Practise handson</w:t>
+      </w:r>
     </w:p>
     <w:p>
       <w:r>
@@ -137,15 +132,7 @@
         <w:pStyle w:val="ListParagraph"/>
       </w:pPr>
       <w:r>
-        <w:t xml:space="preserve">After exam, we take stock of </w:t>
-      </w:r>
-      <w:proofErr w:type="spellStart"/>
-      <w:r>
-        <w:t>mysql</w:t>
-      </w:r>
-      <w:proofErr w:type="spellEnd"/>
-      <w:r>
-        <w:t xml:space="preserve"> server issue laptops.</w:t>
+        <w:t>After exam, we take stock of mysql server issue laptops.</w:t>
       </w:r>
     </w:p>
     <w:p>
@@ -153,36 +140,15 @@
         <w:pStyle w:val="ListParagraph"/>
       </w:pPr>
       <w:r>
-        <w:t xml:space="preserve">In </w:t>
-      </w:r>
-      <w:proofErr w:type="spellStart"/>
-      <w:r>
-        <w:t>cmd</w:t>
-      </w:r>
-      <w:proofErr w:type="spellEnd"/>
-      <w:r>
-        <w:t xml:space="preserve"> location should be “bin” folder of </w:t>
-      </w:r>
-      <w:proofErr w:type="spellStart"/>
-      <w:r>
-        <w:t>mysql</w:t>
-      </w:r>
-      <w:proofErr w:type="spellEnd"/>
-      <w:r>
-        <w:t xml:space="preserve"> server (not workbench)</w:t>
+        <w:t>In cmd location should be “bin” folder of mysql server (not workbench)</w:t>
       </w:r>
     </w:p>
     <w:p>
       <w:pPr>
         <w:pStyle w:val="ListParagraph"/>
       </w:pPr>
-      <w:proofErr w:type="spellStart"/>
-      <w:r>
-        <w:t>mysqld</w:t>
-      </w:r>
-      <w:proofErr w:type="spellEnd"/>
-      <w:r>
-        <w:t xml:space="preserve"> </w:t>
+      <w:r>
+        <w:t xml:space="preserve">mysqld </w:t>
       </w:r>
       <w:r>
         <w:t>--</w:t>
@@ -204,6 +170,490 @@
     <w:p>
       <w:pPr>
         <w:pStyle w:val="ListParagraph"/>
+      </w:pPr>
+    </w:p>
+    <w:p>
+      <w:pPr>
+        <w:pStyle w:val="ListParagraph"/>
+        <w:numPr>
+          <w:ilvl w:val="0"/>
+          <w:numId w:val="16"/>
+        </w:numPr>
+      </w:pPr>
+      <w:r>
+        <w:t>Create a PL/SQL procedure that accepts the employee id as parameter and return the corresponding salary, department name as output parameter. Create a PL/SQL program that calls the procedure and displays the output. Do it in livesql and copy the code to the portal.</w:t>
+      </w:r>
+    </w:p>
+    <w:p>
+      <w:r>
+        <w:t xml:space="preserve">CREATE OR REPLACE PROCEDURE prcExample1(eid HR.EMPLOYEES.EMPLOYEE_ID%TYPE, sal OUT HR.EMPLOYEES.SALARY%TYPE, </w:t>
+      </w:r>
+    </w:p>
+    <w:p>
+      <w:r>
+        <w:t xml:space="preserve">    dname OUT HR.DEPARTMENTS.DEPARTMENT_NAME%TYPE)</w:t>
+      </w:r>
+    </w:p>
+    <w:p>
+      <w:r>
+        <w:t>AS</w:t>
+      </w:r>
+    </w:p>
+    <w:p>
+      <w:r>
+        <w:t xml:space="preserve">BEGIN </w:t>
+      </w:r>
+    </w:p>
+    <w:p>
+      <w:r>
+        <w:t xml:space="preserve">    SELECT SALARY, DEPARTMENT_NAME INTO sal, dname</w:t>
+      </w:r>
+    </w:p>
+    <w:p>
+      <w:r>
+        <w:t xml:space="preserve">    FROM HR.EMPLOYEES E JOIN HR.DEPARTMENTS D</w:t>
+      </w:r>
+    </w:p>
+    <w:p>
+      <w:r>
+        <w:t xml:space="preserve">    ON E.DEPARTMENT_ID=D.DEPARTMENT_ID</w:t>
+      </w:r>
+    </w:p>
+    <w:p>
+      <w:r>
+        <w:t xml:space="preserve">    WHERE E.EMPLOYEE_ID=eid;</w:t>
+      </w:r>
+    </w:p>
+    <w:p>
+      <w:r>
+        <w:t>END;</w:t>
+      </w:r>
+    </w:p>
+    <w:p/>
+    <w:p>
+      <w:r>
+        <w:t>DECLARE</w:t>
+      </w:r>
+    </w:p>
+    <w:p>
+      <w:r>
+        <w:lastRenderedPageBreak/>
+        <w:t xml:space="preserve">    EID INT:=101;</w:t>
+      </w:r>
+    </w:p>
+    <w:p>
+      <w:r>
+        <w:tab/>
+        <w:t>SAL INT;</w:t>
+      </w:r>
+    </w:p>
+    <w:p>
+      <w:r>
+        <w:tab/>
+        <w:t>DNAME VARCHAR2(20);</w:t>
+      </w:r>
+    </w:p>
+    <w:p>
+      <w:r>
+        <w:t>BEGIN</w:t>
+      </w:r>
+    </w:p>
+    <w:p>
+      <w:r>
+        <w:tab/>
+        <w:t>PRCEXAMPLE1(EID, SAL, DNAME);</w:t>
+      </w:r>
+    </w:p>
+    <w:p>
+      <w:r>
+        <w:tab/>
+        <w:t>DBMS_OUTPUT.PUT_LINE(SAL);</w:t>
+      </w:r>
+    </w:p>
+    <w:p>
+      <w:r>
+        <w:tab/>
+        <w:t>DBMS_OUTPUT.PUT_LINE(DNAME);</w:t>
+      </w:r>
+    </w:p>
+    <w:p>
+      <w:r>
+        <w:t>END;</w:t>
+      </w:r>
+    </w:p>
+    <w:p/>
+    <w:p>
+      <w:pPr>
+        <w:pStyle w:val="ListParagraph"/>
+        <w:numPr>
+          <w:ilvl w:val="0"/>
+          <w:numId w:val="16"/>
+        </w:numPr>
+      </w:pPr>
+      <w:r>
+        <w:t>Write a SQL SELECT statement that prints the Employee’s id, first name, last name, manager name. Do it in livesql and copy the code to the portal.</w:t>
+      </w:r>
+    </w:p>
+    <w:p>
+      <w:pPr>
+        <w:pStyle w:val="ListParagraph"/>
+        <w:numPr>
+          <w:ilvl w:val="0"/>
+          <w:numId w:val="16"/>
+        </w:numPr>
+      </w:pPr>
+      <w:r>
+        <w:t>Lambda and Stream api:</w:t>
+      </w:r>
+    </w:p>
+    <w:p>
+      <w:pPr>
+        <w:pStyle w:val="ListParagraph"/>
+      </w:pPr>
+      <w:r>
+        <w:t>Create an array list of Employees (id, name, department, salary)</w:t>
+      </w:r>
+    </w:p>
+    <w:p>
+      <w:pPr>
+        <w:pStyle w:val="ListParagraph"/>
+      </w:pPr>
+      <w:r>
+        <w:t>Write stream api code to find the department wise average of salary. Display the result.</w:t>
+      </w:r>
+    </w:p>
+    <w:p>
+      <w:pPr>
+        <w:pStyle w:val="ListParagraph"/>
+      </w:pPr>
+    </w:p>
+    <w:p>
+      <w:pPr>
+        <w:pStyle w:val="ListParagraph"/>
+        <w:numPr>
+          <w:ilvl w:val="0"/>
+          <w:numId w:val="16"/>
+        </w:numPr>
+        <w:shd w:val="clear" w:color="auto" w:fill="FFFFFF"/>
+        <w:spacing w:after="0" w:line="240" w:lineRule="auto"/>
+        <w:rPr>
+          <w:rFonts w:ascii="Calibri" w:eastAsia="Times New Roman" w:hAnsi="Calibri" w:cs="Calibri"/>
+          <w:color w:val="212121"/>
+          <w:lang w:eastAsia="en-IN"/>
+        </w:rPr>
+      </w:pPr>
+      <w:r>
+        <w:rPr>
+          <w:rFonts w:ascii="Arial" w:eastAsia="Times New Roman" w:hAnsi="Arial" w:cs="Arial"/>
+          <w:b/>
+          <w:bCs/>
+          <w:color w:val="333333"/>
+          <w:sz w:val="27"/>
+          <w:szCs w:val="27"/>
+          <w:lang w:eastAsia="en-IN"/>
+        </w:rPr>
+        <w:t>Smooth Prime                   </w:t>
+      </w:r>
+    </w:p>
+    <w:p>
+      <w:pPr>
+        <w:shd w:val="clear" w:color="auto" w:fill="FFFFFF"/>
+        <w:spacing w:after="240" w:line="240" w:lineRule="auto"/>
+        <w:rPr>
+          <w:rFonts w:ascii="Calibri" w:eastAsia="Times New Roman" w:hAnsi="Calibri" w:cs="Calibri"/>
+          <w:color w:val="212121"/>
+          <w:lang w:eastAsia="en-IN"/>
+        </w:rPr>
+      </w:pPr>
+    </w:p>
+    <w:p>
+      <w:pPr>
+        <w:shd w:val="clear" w:color="auto" w:fill="FFFFFF"/>
+        <w:spacing w:after="150" w:line="240" w:lineRule="auto"/>
+        <w:rPr>
+          <w:rFonts w:ascii="Calibri" w:eastAsia="Times New Roman" w:hAnsi="Calibri" w:cs="Calibri"/>
+          <w:color w:val="212121"/>
+          <w:lang w:eastAsia="en-IN"/>
+        </w:rPr>
+      </w:pPr>
+      <w:r>
+        <w:rPr>
+          <w:rFonts w:ascii="Arial" w:eastAsia="Times New Roman" w:hAnsi="Arial" w:cs="Arial"/>
+          <w:color w:val="333333"/>
+          <w:sz w:val="24"/>
+          <w:szCs w:val="24"/>
+          <w:lang w:eastAsia="en-IN"/>
+        </w:rPr>
+        <w:t>Tharun wants to become a mathematician. He tries different combination of numbers and keeps playing with them. Once he found a different kind of numbers and named them as Smooth Prime. A number N is said to be smooth prime if the 2 adjacent numbers (N+1 and N-1) are prime.  Given an integer N,write a program to find whether the given number N is smooth prime or not. If true print both the N+1 and N-1 numbers.</w:t>
+      </w:r>
+      <w:r>
+        <w:rPr>
+          <w:rFonts w:ascii="Arial" w:eastAsia="Times New Roman" w:hAnsi="Arial" w:cs="Arial"/>
+          <w:color w:val="333333"/>
+          <w:sz w:val="21"/>
+          <w:szCs w:val="21"/>
+          <w:lang w:eastAsia="en-IN"/>
+        </w:rPr>
+        <w:br/>
+      </w:r>
+      <w:r>
+        <w:rPr>
+          <w:rFonts w:ascii="Arial" w:eastAsia="Times New Roman" w:hAnsi="Arial" w:cs="Arial"/>
+          <w:color w:val="333333"/>
+          <w:sz w:val="21"/>
+          <w:szCs w:val="21"/>
+          <w:lang w:eastAsia="en-IN"/>
+        </w:rPr>
+        <w:br/>
+      </w:r>
+      <w:r>
+        <w:rPr>
+          <w:rFonts w:ascii="Arial" w:eastAsia="Times New Roman" w:hAnsi="Arial" w:cs="Arial"/>
+          <w:b/>
+          <w:bCs/>
+          <w:color w:val="333333"/>
+          <w:sz w:val="24"/>
+          <w:szCs w:val="24"/>
+          <w:lang w:eastAsia="en-IN"/>
+        </w:rPr>
+        <w:t>Input format :</w:t>
+      </w:r>
+      <w:r>
+        <w:rPr>
+          <w:rFonts w:ascii="Arial" w:eastAsia="Times New Roman" w:hAnsi="Arial" w:cs="Arial"/>
+          <w:color w:val="333333"/>
+          <w:sz w:val="24"/>
+          <w:szCs w:val="24"/>
+          <w:lang w:eastAsia="en-IN"/>
+        </w:rPr>
+        <w:br/>
+        <w:t>Input is an integer that denotes the N value.</w:t>
+      </w:r>
+      <w:r>
+        <w:rPr>
+          <w:rFonts w:ascii="Arial" w:eastAsia="Times New Roman" w:hAnsi="Arial" w:cs="Arial"/>
+          <w:color w:val="333333"/>
+          <w:sz w:val="24"/>
+          <w:szCs w:val="24"/>
+          <w:lang w:eastAsia="en-IN"/>
+        </w:rPr>
+        <w:br/>
+      </w:r>
+      <w:r>
+        <w:rPr>
+          <w:rFonts w:ascii="Arial" w:eastAsia="Times New Roman" w:hAnsi="Arial" w:cs="Arial"/>
+          <w:color w:val="333333"/>
+          <w:sz w:val="24"/>
+          <w:szCs w:val="24"/>
+          <w:lang w:eastAsia="en-IN"/>
+        </w:rPr>
+        <w:br/>
+      </w:r>
+      <w:r>
+        <w:rPr>
+          <w:rFonts w:ascii="Arial" w:eastAsia="Times New Roman" w:hAnsi="Arial" w:cs="Arial"/>
+          <w:b/>
+          <w:bCs/>
+          <w:color w:val="333333"/>
+          <w:sz w:val="24"/>
+          <w:szCs w:val="24"/>
+          <w:lang w:eastAsia="en-IN"/>
+        </w:rPr>
+        <w:t>Output format:</w:t>
+      </w:r>
+      <w:r>
+        <w:rPr>
+          <w:rFonts w:ascii="Arial" w:eastAsia="Times New Roman" w:hAnsi="Arial" w:cs="Arial"/>
+          <w:color w:val="333333"/>
+          <w:sz w:val="24"/>
+          <w:szCs w:val="24"/>
+          <w:lang w:eastAsia="en-IN"/>
+        </w:rPr>
+        <w:br/>
+        <w:t>Output is a string,print "True" if its a smooth prime else print "False".</w:t>
+      </w:r>
+      <w:r>
+        <w:rPr>
+          <w:rFonts w:ascii="Arial" w:eastAsia="Times New Roman" w:hAnsi="Arial" w:cs="Arial"/>
+          <w:color w:val="333333"/>
+          <w:sz w:val="24"/>
+          <w:szCs w:val="24"/>
+          <w:lang w:eastAsia="en-IN"/>
+        </w:rPr>
+        <w:br/>
+        <w:t>If True print the two numbers in the next line separated by a space.</w:t>
+      </w:r>
+      <w:r>
+        <w:rPr>
+          <w:rFonts w:ascii="Arial" w:eastAsia="Times New Roman" w:hAnsi="Arial" w:cs="Arial"/>
+          <w:color w:val="333333"/>
+          <w:sz w:val="24"/>
+          <w:szCs w:val="24"/>
+          <w:lang w:eastAsia="en-IN"/>
+        </w:rPr>
+        <w:br/>
+      </w:r>
+      <w:r>
+        <w:rPr>
+          <w:rFonts w:ascii="Arial" w:eastAsia="Times New Roman" w:hAnsi="Arial" w:cs="Arial"/>
+          <w:color w:val="333333"/>
+          <w:sz w:val="24"/>
+          <w:szCs w:val="24"/>
+          <w:lang w:eastAsia="en-IN"/>
+        </w:rPr>
+        <w:br/>
+      </w:r>
+      <w:r>
+        <w:rPr>
+          <w:rFonts w:ascii="Arial" w:eastAsia="Times New Roman" w:hAnsi="Arial" w:cs="Arial"/>
+          <w:b/>
+          <w:bCs/>
+          <w:color w:val="333333"/>
+          <w:sz w:val="24"/>
+          <w:szCs w:val="24"/>
+          <w:lang w:eastAsia="en-IN"/>
+        </w:rPr>
+        <w:t>Sample input 1:</w:t>
+      </w:r>
+      <w:r>
+        <w:rPr>
+          <w:rFonts w:ascii="Arial" w:eastAsia="Times New Roman" w:hAnsi="Arial" w:cs="Arial"/>
+          <w:color w:val="333333"/>
+          <w:sz w:val="24"/>
+          <w:szCs w:val="24"/>
+          <w:lang w:eastAsia="en-IN"/>
+        </w:rPr>
+        <w:br/>
+        <w:t>4</w:t>
+      </w:r>
+      <w:r>
+        <w:rPr>
+          <w:rFonts w:ascii="Arial" w:eastAsia="Times New Roman" w:hAnsi="Arial" w:cs="Arial"/>
+          <w:color w:val="333333"/>
+          <w:sz w:val="24"/>
+          <w:szCs w:val="24"/>
+          <w:lang w:eastAsia="en-IN"/>
+        </w:rPr>
+        <w:br/>
+      </w:r>
+      <w:r>
+        <w:rPr>
+          <w:rFonts w:ascii="Arial" w:eastAsia="Times New Roman" w:hAnsi="Arial" w:cs="Arial"/>
+          <w:b/>
+          <w:bCs/>
+          <w:color w:val="333333"/>
+          <w:sz w:val="24"/>
+          <w:szCs w:val="24"/>
+          <w:lang w:eastAsia="en-IN"/>
+        </w:rPr>
+        <w:t>Sample output 1:</w:t>
+      </w:r>
+      <w:r>
+        <w:rPr>
+          <w:rFonts w:ascii="Arial" w:eastAsia="Times New Roman" w:hAnsi="Arial" w:cs="Arial"/>
+          <w:color w:val="333333"/>
+          <w:sz w:val="24"/>
+          <w:szCs w:val="24"/>
+          <w:lang w:eastAsia="en-IN"/>
+        </w:rPr>
+        <w:br/>
+        <w:t>True</w:t>
+      </w:r>
+      <w:r>
+        <w:rPr>
+          <w:rFonts w:ascii="Arial" w:eastAsia="Times New Roman" w:hAnsi="Arial" w:cs="Arial"/>
+          <w:color w:val="333333"/>
+          <w:sz w:val="24"/>
+          <w:szCs w:val="24"/>
+          <w:lang w:eastAsia="en-IN"/>
+        </w:rPr>
+        <w:br/>
+        <w:t>3 5</w:t>
+      </w:r>
+      <w:r>
+        <w:rPr>
+          <w:rFonts w:ascii="Arial" w:eastAsia="Times New Roman" w:hAnsi="Arial" w:cs="Arial"/>
+          <w:color w:val="333333"/>
+          <w:sz w:val="24"/>
+          <w:szCs w:val="24"/>
+          <w:lang w:eastAsia="en-IN"/>
+        </w:rPr>
+        <w:br/>
+      </w:r>
+      <w:r>
+        <w:rPr>
+          <w:rFonts w:ascii="Arial" w:eastAsia="Times New Roman" w:hAnsi="Arial" w:cs="Arial"/>
+          <w:color w:val="333333"/>
+          <w:sz w:val="24"/>
+          <w:szCs w:val="24"/>
+          <w:lang w:eastAsia="en-IN"/>
+        </w:rPr>
+        <w:br/>
+      </w:r>
+      <w:r>
+        <w:rPr>
+          <w:rFonts w:ascii="Arial" w:eastAsia="Times New Roman" w:hAnsi="Arial" w:cs="Arial"/>
+          <w:b/>
+          <w:bCs/>
+          <w:color w:val="333333"/>
+          <w:sz w:val="24"/>
+          <w:szCs w:val="24"/>
+          <w:lang w:eastAsia="en-IN"/>
+        </w:rPr>
+        <w:t>Sample input 2:</w:t>
+      </w:r>
+      <w:r>
+        <w:rPr>
+          <w:rFonts w:ascii="Arial" w:eastAsia="Times New Roman" w:hAnsi="Arial" w:cs="Arial"/>
+          <w:color w:val="333333"/>
+          <w:sz w:val="24"/>
+          <w:szCs w:val="24"/>
+          <w:lang w:eastAsia="en-IN"/>
+        </w:rPr>
+        <w:br/>
+        <w:t>100</w:t>
+      </w:r>
+      <w:r>
+        <w:rPr>
+          <w:rFonts w:ascii="Arial" w:eastAsia="Times New Roman" w:hAnsi="Arial" w:cs="Arial"/>
+          <w:color w:val="333333"/>
+          <w:sz w:val="24"/>
+          <w:szCs w:val="24"/>
+          <w:lang w:eastAsia="en-IN"/>
+        </w:rPr>
+        <w:br/>
+      </w:r>
+      <w:r>
+        <w:rPr>
+          <w:rFonts w:ascii="Arial" w:eastAsia="Times New Roman" w:hAnsi="Arial" w:cs="Arial"/>
+          <w:b/>
+          <w:bCs/>
+          <w:color w:val="333333"/>
+          <w:sz w:val="24"/>
+          <w:szCs w:val="24"/>
+          <w:lang w:eastAsia="en-IN"/>
+        </w:rPr>
+        <w:t>Sample output 2:</w:t>
+      </w:r>
+      <w:r>
+        <w:rPr>
+          <w:rFonts w:ascii="Arial" w:eastAsia="Times New Roman" w:hAnsi="Arial" w:cs="Arial"/>
+          <w:color w:val="333333"/>
+          <w:sz w:val="24"/>
+          <w:szCs w:val="24"/>
+          <w:lang w:eastAsia="en-IN"/>
+        </w:rPr>
+        <w:br/>
+        <w:t>False</w:t>
+      </w:r>
+    </w:p>
+    <w:p>
+      <w:pPr>
+        <w:pStyle w:val="ListParagraph"/>
+        <w:numPr>
+          <w:ilvl w:val="0"/>
+          <w:numId w:val="16"/>
+        </w:numPr>
       </w:pPr>
     </w:p>
     <w:p>
@@ -878,6 +1328,95 @@
     </w:lvl>
   </w:abstractNum>
   <w:abstractNum w:abstractNumId="6" w15:restartNumberingAfterBreak="0">
+    <w:nsid w:val="1EAD0065"/>
+    <w:multiLevelType w:val="hybridMultilevel"/>
+    <w:tmpl w:val="BF7A49CA"/>
+    <w:lvl w:ilvl="0" w:tplc="40090011">
+      <w:start w:val="1"/>
+      <w:numFmt w:val="decimal"/>
+      <w:lvlText w:val="%1)"/>
+      <w:lvlJc w:val="left"/>
+      <w:pPr>
+        <w:ind w:left="720" w:hanging="360"/>
+      </w:pPr>
+      <w:rPr>
+        <w:rFonts w:hint="default"/>
+      </w:rPr>
+    </w:lvl>
+    <w:lvl w:ilvl="1" w:tplc="40090019">
+      <w:start w:val="1"/>
+      <w:numFmt w:val="lowerLetter"/>
+      <w:lvlText w:val="%2."/>
+      <w:lvlJc w:val="left"/>
+      <w:pPr>
+        <w:ind w:left="1440" w:hanging="360"/>
+      </w:pPr>
+    </w:lvl>
+    <w:lvl w:ilvl="2" w:tplc="4009001B" w:tentative="1">
+      <w:start w:val="1"/>
+      <w:numFmt w:val="lowerRoman"/>
+      <w:lvlText w:val="%3."/>
+      <w:lvlJc w:val="right"/>
+      <w:pPr>
+        <w:ind w:left="2160" w:hanging="180"/>
+      </w:pPr>
+    </w:lvl>
+    <w:lvl w:ilvl="3" w:tplc="4009000F" w:tentative="1">
+      <w:start w:val="1"/>
+      <w:numFmt w:val="decimal"/>
+      <w:lvlText w:val="%4."/>
+      <w:lvlJc w:val="left"/>
+      <w:pPr>
+        <w:ind w:left="2880" w:hanging="360"/>
+      </w:pPr>
+    </w:lvl>
+    <w:lvl w:ilvl="4" w:tplc="40090019" w:tentative="1">
+      <w:start w:val="1"/>
+      <w:numFmt w:val="lowerLetter"/>
+      <w:lvlText w:val="%5."/>
+      <w:lvlJc w:val="left"/>
+      <w:pPr>
+        <w:ind w:left="3600" w:hanging="360"/>
+      </w:pPr>
+    </w:lvl>
+    <w:lvl w:ilvl="5" w:tplc="4009001B" w:tentative="1">
+      <w:start w:val="1"/>
+      <w:numFmt w:val="lowerRoman"/>
+      <w:lvlText w:val="%6."/>
+      <w:lvlJc w:val="right"/>
+      <w:pPr>
+        <w:ind w:left="4320" w:hanging="180"/>
+      </w:pPr>
+    </w:lvl>
+    <w:lvl w:ilvl="6" w:tplc="4009000F" w:tentative="1">
+      <w:start w:val="1"/>
+      <w:numFmt w:val="decimal"/>
+      <w:lvlText w:val="%7."/>
+      <w:lvlJc w:val="left"/>
+      <w:pPr>
+        <w:ind w:left="5040" w:hanging="360"/>
+      </w:pPr>
+    </w:lvl>
+    <w:lvl w:ilvl="7" w:tplc="40090019" w:tentative="1">
+      <w:start w:val="1"/>
+      <w:numFmt w:val="lowerLetter"/>
+      <w:lvlText w:val="%8."/>
+      <w:lvlJc w:val="left"/>
+      <w:pPr>
+        <w:ind w:left="5760" w:hanging="360"/>
+      </w:pPr>
+    </w:lvl>
+    <w:lvl w:ilvl="8" w:tplc="4009001B" w:tentative="1">
+      <w:start w:val="1"/>
+      <w:numFmt w:val="lowerRoman"/>
+      <w:lvlText w:val="%9."/>
+      <w:lvlJc w:val="right"/>
+      <w:pPr>
+        <w:ind w:left="6480" w:hanging="180"/>
+      </w:pPr>
+    </w:lvl>
+  </w:abstractNum>
+  <w:abstractNum w:abstractNumId="7" w15:restartNumberingAfterBreak="0">
     <w:nsid w:val="20035AD8"/>
     <w:multiLevelType w:val="hybridMultilevel"/>
     <w:tmpl w:val="EEA6E348"/>
@@ -966,7 +1505,7 @@
       </w:pPr>
     </w:lvl>
   </w:abstractNum>
-  <w:abstractNum w:abstractNumId="7" w15:restartNumberingAfterBreak="0">
+  <w:abstractNum w:abstractNumId="8" w15:restartNumberingAfterBreak="0">
     <w:nsid w:val="21A165FB"/>
     <w:multiLevelType w:val="hybridMultilevel"/>
     <w:tmpl w:val="59B01384"/>
@@ -1055,7 +1594,7 @@
       </w:pPr>
     </w:lvl>
   </w:abstractNum>
-  <w:abstractNum w:abstractNumId="8" w15:restartNumberingAfterBreak="0">
+  <w:abstractNum w:abstractNumId="9" w15:restartNumberingAfterBreak="0">
     <w:nsid w:val="33200079"/>
     <w:multiLevelType w:val="hybridMultilevel"/>
     <w:tmpl w:val="39EC67E0"/>
@@ -1144,7 +1683,7 @@
       </w:pPr>
     </w:lvl>
   </w:abstractNum>
-  <w:abstractNum w:abstractNumId="9" w15:restartNumberingAfterBreak="0">
+  <w:abstractNum w:abstractNumId="10" w15:restartNumberingAfterBreak="0">
     <w:nsid w:val="3BF67E76"/>
     <w:multiLevelType w:val="hybridMultilevel"/>
     <w:tmpl w:val="43CEA374"/>
@@ -1256,7 +1795,7 @@
       </w:rPr>
     </w:lvl>
   </w:abstractNum>
-  <w:abstractNum w:abstractNumId="10" w15:restartNumberingAfterBreak="0">
+  <w:abstractNum w:abstractNumId="11" w15:restartNumberingAfterBreak="0">
     <w:nsid w:val="41371305"/>
     <w:multiLevelType w:val="hybridMultilevel"/>
     <w:tmpl w:val="1FFC6C24"/>
@@ -1345,7 +1884,7 @@
       </w:pPr>
     </w:lvl>
   </w:abstractNum>
-  <w:abstractNum w:abstractNumId="11" w15:restartNumberingAfterBreak="0">
+  <w:abstractNum w:abstractNumId="12" w15:restartNumberingAfterBreak="0">
     <w:nsid w:val="4A1A0322"/>
     <w:multiLevelType w:val="hybridMultilevel"/>
     <w:tmpl w:val="5AE46CF6"/>
@@ -1434,7 +1973,7 @@
       </w:pPr>
     </w:lvl>
   </w:abstractNum>
-  <w:abstractNum w:abstractNumId="12" w15:restartNumberingAfterBreak="0">
+  <w:abstractNum w:abstractNumId="13" w15:restartNumberingAfterBreak="0">
     <w:nsid w:val="510A457E"/>
     <w:multiLevelType w:val="hybridMultilevel"/>
     <w:tmpl w:val="5F2210F2"/>
@@ -1523,7 +2062,7 @@
       </w:pPr>
     </w:lvl>
   </w:abstractNum>
-  <w:abstractNum w:abstractNumId="13" w15:restartNumberingAfterBreak="0">
+  <w:abstractNum w:abstractNumId="14" w15:restartNumberingAfterBreak="0">
     <w:nsid w:val="5D125393"/>
     <w:multiLevelType w:val="hybridMultilevel"/>
     <w:tmpl w:val="344EECD2"/>
@@ -1612,7 +2151,7 @@
       </w:pPr>
     </w:lvl>
   </w:abstractNum>
-  <w:abstractNum w:abstractNumId="14" w15:restartNumberingAfterBreak="0">
+  <w:abstractNum w:abstractNumId="15" w15:restartNumberingAfterBreak="0">
     <w:nsid w:val="6C914440"/>
     <w:multiLevelType w:val="hybridMultilevel"/>
     <w:tmpl w:val="0F76862A"/>
@@ -1702,28 +2241,28 @@
     </w:lvl>
   </w:abstractNum>
   <w:num w:numId="1">
-    <w:abstractNumId w:val="9"/>
+    <w:abstractNumId w:val="10"/>
   </w:num>
   <w:num w:numId="2">
-    <w:abstractNumId w:val="11"/>
+    <w:abstractNumId w:val="12"/>
   </w:num>
   <w:num w:numId="3">
     <w:abstractNumId w:val="2"/>
   </w:num>
   <w:num w:numId="4">
-    <w:abstractNumId w:val="7"/>
+    <w:abstractNumId w:val="8"/>
   </w:num>
   <w:num w:numId="5">
-    <w:abstractNumId w:val="13"/>
+    <w:abstractNumId w:val="14"/>
   </w:num>
   <w:num w:numId="6">
-    <w:abstractNumId w:val="14"/>
+    <w:abstractNumId w:val="15"/>
   </w:num>
   <w:num w:numId="7">
     <w:abstractNumId w:val="3"/>
   </w:num>
   <w:num w:numId="8">
-    <w:abstractNumId w:val="8"/>
+    <w:abstractNumId w:val="9"/>
   </w:num>
   <w:num w:numId="9">
     <w:abstractNumId w:val="1"/>
@@ -1732,7 +2271,7 @@
     <w:abstractNumId w:val="5"/>
   </w:num>
   <w:num w:numId="11">
-    <w:abstractNumId w:val="10"/>
+    <w:abstractNumId w:val="11"/>
   </w:num>
   <w:num w:numId="12">
     <w:abstractNumId w:val="0"/>
@@ -1741,9 +2280,12 @@
     <w:abstractNumId w:val="4"/>
   </w:num>
   <w:num w:numId="14">
-    <w:abstractNumId w:val="12"/>
+    <w:abstractNumId w:val="13"/>
   </w:num>
   <w:num w:numId="15">
+    <w:abstractNumId w:val="7"/>
+  </w:num>
+  <w:num w:numId="16">
     <w:abstractNumId w:val="6"/>
   </w:num>
 </w:numbering>
